--- a/WFA_Curriculum_Overview.docx
+++ b/WFA_Curriculum_Overview.docx
@@ -399,7 +399,7 @@
                 <w:sz w:val="21"/>
                 <w:szCs w:val="21"/>
               </w:rPr>
-              <w:t xml:space="preserve">Certification</w:t>
+              <w:t xml:space="preserve">Course record</w:t>
             </w:r>
           </w:p>
         </w:tc>
@@ -428,7 +428,7 @@
                 <w:sz w:val="21"/>
                 <w:szCs w:val="21"/>
               </w:rPr>
-              <w:t xml:space="preserve">WFA Certificate (2-year validity)</w:t>
+              <w:t xml:space="preserve">Final exam completion recorded with student name, score, and date</w:t>
             </w:r>
           </w:p>
         </w:tc>
@@ -555,7 +555,7 @@
           <w:sz w:val="22"/>
           <w:szCs w:val="22"/>
         </w:rPr>
-        <w:t xml:space="preserve">The Wilderness First Aid (WFA) course is a foundational wilderness medicine certification designed to equip participants with the knowledge and practical skills to assess and manage medical emergencies in remote or austere environments where definitive care and Emergency Medical Services (EMS) may be delayed or unavailable.</w:t>
+        <w:t xml:space="preserve">The Wilderness First Aid (WFA) course is a foundational wilderness medicine course designed to equip participants with the knowledge and practical skills to assess and manage medical emergencies in remote or austere environments where definitive care and Emergency Medical Services (EMS) may be delayed or unavailable.</w:t>
       </w:r>
     </w:p>
     <w:p>
@@ -1083,7 +1083,7 @@
           <w:sz w:val="28"/>
           <w:szCs w:val="28"/>
         </w:rPr>
-        <w:t xml:space="preserve">Certification Requirements</w:t>
+        <w:t xml:space="preserve">Completion Requirements</w:t>
       </w:r>
     </w:p>
     <w:p>
@@ -1097,7 +1097,7 @@
           <w:sz w:val="22"/>
           <w:szCs w:val="22"/>
         </w:rPr>
-        <w:t xml:space="preserve">To receive the WFA Certificate, participants must:</w:t>
+        <w:t xml:space="preserve">To have their course completion recorded, participants must:</w:t>
       </w:r>
     </w:p>
     <w:p>
@@ -10703,7 +10703,7 @@
           <w:sz w:val="22"/>
           <w:szCs w:val="22"/>
         </w:rPr>
-        <w:t xml:space="preserve">Neurovascular assessment: 6 Ps (Pain, Pallor, Pulse, Paresthesia, Paralysis, Pressure)</w:t>
+        <w:t xml:space="preserve">Neurovascular assessment: 6 Ps (Pain, Pallor, Pulse, Paresthesia, Paralysis, Poikilothermia (cold limb))</w:t>
       </w:r>
     </w:p>
     <w:p>
